--- a/library/azure-solutions/azure-security-baseline-governance/v1.0.0/deliverables/AZSEC-Solution.docx
+++ b/library/azure-solutions/azure-security-baseline-governance/v1.0.0/deliverables/AZSEC-Solution.docx
@@ -91,7 +91,7 @@
         <w:rPr>
           <w:b/>
         </w:rPr>
-        <w:t>Phoenixtekk Workplace Marketplace · Azure Solutions</w:t>
+        <w:t>White-label · Azure Solutions</w:t>
       </w:r>
     </w:p>
     <w:p>
@@ -281,7 +281,7 @@
         <w:pStyle w:val="Heading2"/>
       </w:pPr>
       <w:r>
-        <w:t>The Phoenixtekk deployment model</w:t>
+        <w:t>The standard deployment model</w:t>
       </w:r>
     </w:p>
     <w:p>
@@ -691,7 +691,7 @@
         <w:pStyle w:val="Heading2"/>
       </w:pPr>
       <w:r>
-        <w:t>The standard Phoenixtekk deployment model</w:t>
+        <w:t>The standard deployment model</w:t>
       </w:r>
     </w:p>
     <w:p>
@@ -703,7 +703,7 @@
           <w:i/>
           <w:color w:val="2E86C1"/>
         </w:rPr>
-        <w:t>Define scope (management groups/subscriptions) → assign guardrail initiatives in audit → tighten RBAC to least privilege → apply the secure-config baseline → enable Defender for Cloud and remediate top findings → validate on a pilot scope → move guardrails to deny → expand. Phoenixtekk pattern: Assess → Configure → Pilot → Validate → Expand, with an audit-before-deny gate and a documented rollback.</w:t>
+        <w:t>Define scope (management groups/subscriptions) → assign guardrail initiatives in audit → tighten RBAC to least privilege → apply the secure-config baseline → enable Defender for Cloud and remediate top findings → validate on a pilot scope → move guardrails to deny → expand. repeatable pattern: Assess → Configure → Pilot → Validate → Expand, with an audit-before-deny gate and a documented rollback.</w:t>
       </w:r>
     </w:p>
     <w:p>
@@ -4302,7 +4302,7 @@
         <w:pStyle w:val="ListBullet"/>
       </w:pPr>
       <w:r>
-        <w:t xml:space="preserve">A repeatable process following the Phoenixtekk model: </w:t>
+        <w:t xml:space="preserve">A repeatable process following the repeatable model: </w:t>
       </w:r>
       <w:r>
         <w:rPr>
